--- a/ConfuseRay.docx
+++ b/ConfuseRay.docx
@@ -20,17 +20,7 @@
           <w:sz w:val="52"/>
           <w:szCs w:val="52"/>
         </w:rPr>
-        <w:t xml:space="preserve">ConfuseRay </w:t>
-      </w:r>
-      <w:r>
-        <w:rPr>
-          <w:rFonts w:ascii="Californian FB" w:hAnsi="Californian FB"/>
-          <w:b/>
-          <w:bCs/>
-          <w:sz w:val="52"/>
-          <w:szCs w:val="52"/>
-        </w:rPr>
-        <w:t>(dep-guard)</w:t>
+        <w:t>ConfuseRay (dep-guard)</w:t>
       </w:r>
     </w:p>
     <w:p>
@@ -47,31 +37,7 @@
           <w:sz w:val="28"/>
           <w:szCs w:val="28"/>
         </w:rPr>
-        <w:t>Date: Ju</w:t>
-      </w:r>
-      <w:r>
-        <w:rPr>
-          <w:rFonts w:ascii="Californian FB" w:hAnsi="Californian FB"/>
-          <w:sz w:val="28"/>
-          <w:szCs w:val="28"/>
-        </w:rPr>
-        <w:t>ly 13</w:t>
-      </w:r>
-      <w:r>
-        <w:rPr>
-          <w:rFonts w:ascii="Californian FB" w:hAnsi="Californian FB"/>
-          <w:sz w:val="28"/>
-          <w:szCs w:val="28"/>
-        </w:rPr>
-        <w:t>, 2026</w:t>
-      </w:r>
-      <w:r>
-        <w:rPr>
-          <w:rFonts w:ascii="Californian FB" w:hAnsi="Californian FB"/>
-          <w:sz w:val="28"/>
-          <w:szCs w:val="28"/>
-        </w:rPr>
-        <w:t xml:space="preserve">   | </w:t>
+        <w:t xml:space="preserve">Date: July 13, 2026   | </w:t>
       </w:r>
       <w:r>
         <w:rPr>
@@ -157,25 +123,7 @@
             <w:sz w:val="28"/>
             <w:szCs w:val="28"/>
           </w:rPr>
-          <w:t>https://gith</w:t>
-        </w:r>
-        <w:r>
-          <w:rPr>
-            <w:rStyle w:val="Hyperlink"/>
-            <w:rFonts w:ascii="Californian FB" w:hAnsi="Californian FB"/>
-            <w:sz w:val="28"/>
-            <w:szCs w:val="28"/>
-          </w:rPr>
-          <w:t>u</w:t>
-        </w:r>
-        <w:r>
-          <w:rPr>
-            <w:rStyle w:val="Hyperlink"/>
-            <w:rFonts w:ascii="Californian FB" w:hAnsi="Californian FB"/>
-            <w:sz w:val="28"/>
-            <w:szCs w:val="28"/>
-          </w:rPr>
-          <w:t>b.com/yash-26-03/ConfuseRay</w:t>
+          <w:t>https://github.com/yash-26-03/CONFUSERAY-dep-guard-.git</w:t>
         </w:r>
       </w:hyperlink>
     </w:p>
@@ -220,17 +168,7 @@
           <w:sz w:val="36"/>
           <w:szCs w:val="36"/>
         </w:rPr>
-        <w:t>Executive Overview</w:t>
-      </w:r>
-      <w:r>
-        <w:rPr>
-          <w:rFonts w:ascii="Californian FB" w:hAnsi="Californian FB"/>
-          <w:b/>
-          <w:bCs/>
-          <w:sz w:val="36"/>
-          <w:szCs w:val="36"/>
-        </w:rPr>
-        <w:t>:</w:t>
+        <w:t>Executive Overview:</w:t>
       </w:r>
     </w:p>
     <w:p>
@@ -450,7 +388,6 @@
         <w:t xml:space="preserve">ConfuseRay (also installable as dep-guard via pip install -e.) is a command-line scanner written in Python. It reads your project's dependency manifest files — </w:t>
       </w:r>
       <w:proofErr w:type="spellStart"/>
-      <w:proofErr w:type="gramStart"/>
       <w:r>
         <w:rPr>
           <w:rFonts w:ascii="Californian FB" w:hAnsi="Californian FB"/>
@@ -461,7 +398,6 @@
         <w:t>package.json</w:t>
       </w:r>
       <w:proofErr w:type="spellEnd"/>
-      <w:proofErr w:type="gramEnd"/>
       <w:r>
         <w:rPr>
           <w:rFonts w:ascii="Californian FB" w:hAnsi="Californian FB"/>
@@ -558,29 +494,7 @@
           <w:sz w:val="28"/>
           <w:szCs w:val="28"/>
         </w:rPr>
-        <w:t>Business</w:t>
-      </w:r>
-      <w:r>
-        <w:rPr>
-          <w:rFonts w:ascii="Californian FB" w:hAnsi="Californian FB"/>
-          <w:b/>
-          <w:bCs/>
-          <w:color w:val="0070C0"/>
-          <w:sz w:val="28"/>
-          <w:szCs w:val="28"/>
-        </w:rPr>
-        <w:t xml:space="preserve"> </w:t>
-      </w:r>
-      <w:r>
-        <w:rPr>
-          <w:rFonts w:ascii="Californian FB" w:hAnsi="Californian FB"/>
-          <w:b/>
-          <w:bCs/>
-          <w:color w:val="0070C0"/>
-          <w:sz w:val="28"/>
-          <w:szCs w:val="28"/>
-        </w:rPr>
-        <w:t>Impact:</w:t>
+        <w:t>Business Impact:</w:t>
       </w:r>
       <w:r>
         <w:rPr>
@@ -673,12 +587,6 @@
         <w:gridCol w:w="7096"/>
       </w:tblGrid>
       <w:tr>
-        <w:tblPrEx>
-          <w:tblCellMar>
-            <w:top w:w="0" w:type="dxa"/>
-            <w:bottom w:w="0" w:type="dxa"/>
-          </w:tblCellMar>
-        </w:tblPrEx>
         <w:trPr>
           <w:trHeight w:val="1123"/>
         </w:trPr>
@@ -740,12 +648,6 @@
         </w:tc>
       </w:tr>
       <w:tr>
-        <w:tblPrEx>
-          <w:tblCellMar>
-            <w:top w:w="0" w:type="dxa"/>
-            <w:bottom w:w="0" w:type="dxa"/>
-          </w:tblCellMar>
-        </w:tblPrEx>
         <w:trPr>
           <w:trHeight w:val="852"/>
         </w:trPr>
@@ -797,12 +699,6 @@
         </w:tc>
       </w:tr>
       <w:tr>
-        <w:tblPrEx>
-          <w:tblCellMar>
-            <w:top w:w="0" w:type="dxa"/>
-            <w:bottom w:w="0" w:type="dxa"/>
-          </w:tblCellMar>
-        </w:tblPrEx>
         <w:trPr>
           <w:trHeight w:val="903"/>
         </w:trPr>
@@ -854,12 +750,6 @@
         </w:tc>
       </w:tr>
       <w:tr>
-        <w:tblPrEx>
-          <w:tblCellMar>
-            <w:top w:w="0" w:type="dxa"/>
-            <w:bottom w:w="0" w:type="dxa"/>
-          </w:tblCellMar>
-        </w:tblPrEx>
         <w:trPr>
           <w:trHeight w:val="969"/>
         </w:trPr>
@@ -911,12 +801,6 @@
         </w:tc>
       </w:tr>
       <w:tr>
-        <w:tblPrEx>
-          <w:tblCellMar>
-            <w:top w:w="0" w:type="dxa"/>
-            <w:bottom w:w="0" w:type="dxa"/>
-          </w:tblCellMar>
-        </w:tblPrEx>
         <w:trPr>
           <w:trHeight w:val="892"/>
         </w:trPr>
@@ -1004,12 +888,6 @@
         </w:tc>
       </w:tr>
       <w:tr>
-        <w:tblPrEx>
-          <w:tblCellMar>
-            <w:top w:w="0" w:type="dxa"/>
-            <w:bottom w:w="0" w:type="dxa"/>
-          </w:tblCellMar>
-        </w:tblPrEx>
         <w:trPr>
           <w:trHeight w:val="1148"/>
         </w:trPr>
@@ -1058,7 +936,6 @@
               <w:t xml:space="preserve">Python's </w:t>
             </w:r>
             <w:proofErr w:type="spellStart"/>
-            <w:proofErr w:type="gramStart"/>
             <w:r>
               <w:rPr>
                 <w:rFonts w:ascii="Californian FB" w:hAnsi="Californian FB"/>
@@ -1068,7 +945,6 @@
               <w:t>http.server</w:t>
             </w:r>
             <w:proofErr w:type="spellEnd"/>
-            <w:proofErr w:type="gramEnd"/>
             <w:r>
               <w:rPr>
                 <w:rFonts w:ascii="Californian FB" w:hAnsi="Californian FB"/>
@@ -1081,12 +957,6 @@
         </w:tc>
       </w:tr>
       <w:tr>
-        <w:tblPrEx>
-          <w:tblCellMar>
-            <w:top w:w="0" w:type="dxa"/>
-            <w:bottom w:w="0" w:type="dxa"/>
-          </w:tblCellMar>
-        </w:tblPrEx>
         <w:trPr>
           <w:trHeight w:val="852"/>
         </w:trPr>
@@ -1156,12 +1026,6 @@
         </w:tc>
       </w:tr>
       <w:tr>
-        <w:tblPrEx>
-          <w:tblCellMar>
-            <w:top w:w="0" w:type="dxa"/>
-            <w:bottom w:w="0" w:type="dxa"/>
-          </w:tblCellMar>
-        </w:tblPrEx>
         <w:trPr>
           <w:trHeight w:val="934"/>
         </w:trPr>
@@ -1213,12 +1077,6 @@
         </w:tc>
       </w:tr>
       <w:tr>
-        <w:tblPrEx>
-          <w:tblCellMar>
-            <w:top w:w="0" w:type="dxa"/>
-            <w:bottom w:w="0" w:type="dxa"/>
-          </w:tblCellMar>
-        </w:tblPrEx>
         <w:trPr>
           <w:trHeight w:val="986"/>
         </w:trPr>
@@ -1280,12 +1138,6 @@
         </w:tc>
       </w:tr>
       <w:tr>
-        <w:tblPrEx>
-          <w:tblCellMar>
-            <w:top w:w="0" w:type="dxa"/>
-            <w:bottom w:w="0" w:type="dxa"/>
-          </w:tblCellMar>
-        </w:tblPrEx>
         <w:trPr>
           <w:trHeight w:val="1194"/>
         </w:trPr>
@@ -1580,17 +1432,7 @@
           <w:szCs w:val="36"/>
         </w:rPr>
         <w:lastRenderedPageBreak/>
-        <w:t>Key Deliverables &amp; Features</w:t>
-      </w:r>
-      <w:r>
-        <w:rPr>
-          <w:rFonts w:ascii="Californian FB" w:hAnsi="Californian FB"/>
-          <w:b/>
-          <w:bCs/>
-          <w:sz w:val="36"/>
-          <w:szCs w:val="36"/>
-        </w:rPr>
-        <w:t>:</w:t>
+        <w:t>Key Deliverables &amp; Features:</w:t>
       </w:r>
     </w:p>
     <w:p>
@@ -1648,7 +1490,6 @@
         </w:rPr>
       </w:pPr>
       <w:proofErr w:type="spellStart"/>
-      <w:proofErr w:type="gramStart"/>
       <w:r>
         <w:rPr>
           <w:rFonts w:ascii="Californian FB" w:hAnsi="Californian FB"/>
@@ -1658,7 +1499,6 @@
         <w:t>package.json</w:t>
       </w:r>
       <w:proofErr w:type="spellEnd"/>
-      <w:proofErr w:type="gramEnd"/>
       <w:r>
         <w:rPr>
           <w:rFonts w:ascii="Californian FB" w:hAnsi="Californian FB"/>
@@ -1781,15 +1621,7 @@
           <w:sz w:val="28"/>
           <w:szCs w:val="28"/>
         </w:rPr>
-        <w:t>All three can be scanned in a single command invocation, which makes it practical to drop into any existing pipeline</w:t>
-      </w:r>
-      <w:r>
-        <w:rPr>
-          <w:rFonts w:ascii="Californian FB" w:hAnsi="Californian FB"/>
-          <w:sz w:val="28"/>
-          <w:szCs w:val="28"/>
-        </w:rPr>
-        <w:t>.</w:t>
+        <w:t>All three can be scanned in a single command invocation, which makes it practical to drop into any existing pipeline.</w:t>
       </w:r>
     </w:p>
     <w:p>
@@ -1823,17 +1655,7 @@
           <w:szCs w:val="28"/>
           <w:u w:val="single"/>
         </w:rPr>
-        <w:t>Risk Scoring</w:t>
-      </w:r>
-      <w:r>
-        <w:rPr>
-          <w:rFonts w:ascii="Californian FB" w:hAnsi="Californian FB"/>
-          <w:color w:val="0070C0"/>
-          <w:sz w:val="28"/>
-          <w:szCs w:val="28"/>
-          <w:u w:val="single"/>
-        </w:rPr>
-        <w:t xml:space="preserve"> </w:t>
+        <w:t xml:space="preserve">Risk Scoring </w:t>
       </w:r>
       <w:r>
         <w:rPr>
@@ -1958,33 +1780,15 @@
           <w:sz w:val="28"/>
           <w:szCs w:val="28"/>
         </w:rPr>
-        <w:t xml:space="preserve"> No registry scoping configuration found in the project: +2 </w:t>
-      </w:r>
-      <w:proofErr w:type="gramStart"/>
-      <w:r>
-        <w:rPr>
-          <w:rFonts w:ascii="Californian FB" w:hAnsi="Californian FB"/>
-          <w:sz w:val="28"/>
-          <w:szCs w:val="28"/>
-        </w:rPr>
-        <w:t>points</w:t>
-      </w:r>
-      <w:r>
-        <w:rPr>
-          <w:rFonts w:ascii="Californian FB" w:hAnsi="Californian FB"/>
-          <w:sz w:val="28"/>
-          <w:szCs w:val="28"/>
-        </w:rPr>
-        <w:t xml:space="preserve">,   </w:t>
-      </w:r>
-      <w:proofErr w:type="gramEnd"/>
-      <w:r>
-        <w:rPr>
-          <w:rFonts w:ascii="Californian FB" w:hAnsi="Californian FB"/>
-          <w:sz w:val="28"/>
-          <w:szCs w:val="28"/>
-        </w:rPr>
-        <w:t xml:space="preserve">   </w:t>
+        <w:t xml:space="preserve"> No registry scoping configuration found in the project: +2 points</w:t>
+      </w:r>
+      <w:r>
+        <w:rPr>
+          <w:rFonts w:ascii="Californian FB" w:hAnsi="Californian FB"/>
+          <w:sz w:val="28"/>
+          <w:szCs w:val="28"/>
+        </w:rPr>
+        <w:t xml:space="preserve">,      </w:t>
       </w:r>
       <w:r>
         <w:rPr>
@@ -2225,25 +2029,7 @@
           <w:sz w:val="28"/>
           <w:szCs w:val="28"/>
         </w:rPr>
-        <w:t xml:space="preserve"> edit-distance algorithm from scratch using dynamic programming. It compares every dependency name against your list of known internal packages and flags anything with an edit distance of 2 or less. </w:t>
-      </w:r>
-      <w:proofErr w:type="gramStart"/>
-      <w:r>
-        <w:rPr>
-          <w:rFonts w:ascii="Californian FB" w:hAnsi="Californian FB"/>
-          <w:sz w:val="28"/>
-          <w:szCs w:val="28"/>
-        </w:rPr>
-        <w:t>So</w:t>
-      </w:r>
-      <w:proofErr w:type="gramEnd"/>
-      <w:r>
-        <w:rPr>
-          <w:rFonts w:ascii="Californian FB" w:hAnsi="Californian FB"/>
-          <w:sz w:val="28"/>
-          <w:szCs w:val="28"/>
-        </w:rPr>
-        <w:t xml:space="preserve"> if someone published package, ConfuseRay will catch it.</w:t>
+        <w:t xml:space="preserve"> edit-distance algorithm from scratch using dynamic programming. It compares every dependency name against your list of known internal packages and flags anything with an edit distance of 2 or less. So if someone published package, ConfuseRay will catch it.</w:t>
       </w:r>
     </w:p>
     <w:p>
@@ -2505,18 +2291,7 @@
           <w:sz w:val="36"/>
           <w:szCs w:val="36"/>
         </w:rPr>
-        <w:t>Implementation Highlights &amp; Performance</w:t>
-      </w:r>
-      <w:r>
-        <w:rPr>
-          <w:rFonts w:ascii="Californian FB" w:hAnsi="Californian FB"/>
-          <w:b/>
-          <w:bCs/>
-          <w:color w:val="0D0D0D" w:themeColor="text1" w:themeTint="F2"/>
-          <w:sz w:val="36"/>
-          <w:szCs w:val="36"/>
-        </w:rPr>
-        <w:t>:</w:t>
+        <w:t>Implementation Highlights &amp; Performance:</w:t>
       </w:r>
     </w:p>
     <w:p>
@@ -2540,17 +2315,7 @@
           <w:szCs w:val="28"/>
           <w:u w:val="single"/>
         </w:rPr>
-        <w:t>Security Considerations</w:t>
-      </w:r>
-      <w:r>
-        <w:rPr>
-          <w:rFonts w:ascii="Californian FB" w:hAnsi="Californian FB"/>
-          <w:color w:val="0070C0"/>
-          <w:sz w:val="28"/>
-          <w:szCs w:val="28"/>
-          <w:u w:val="single"/>
-        </w:rPr>
-        <w:t>-&gt;</w:t>
+        <w:t>Security Considerations-&gt;</w:t>
       </w:r>
       <w:r>
         <w:rPr>
@@ -2622,16 +2387,7 @@
           <w:sz w:val="28"/>
           <w:szCs w:val="28"/>
         </w:rPr>
-        <w:t xml:space="preserve"> </w:t>
-      </w:r>
-      <w:proofErr w:type="gramStart"/>
-      <w:r>
-        <w:rPr>
-          <w:rFonts w:ascii="Californian FB" w:hAnsi="Californian FB"/>
-          <w:sz w:val="28"/>
-          <w:szCs w:val="28"/>
-        </w:rPr>
-        <w:t xml:space="preserve">/ </w:t>
+        <w:t xml:space="preserve"> / </w:t>
       </w:r>
       <w:r>
         <w:rPr>
@@ -2651,7 +2407,6 @@
         <w:t>pypirc</w:t>
       </w:r>
       <w:proofErr w:type="spellEnd"/>
-      <w:proofErr w:type="gramEnd"/>
       <w:r>
         <w:rPr>
           <w:rFonts w:ascii="Californian FB" w:hAnsi="Californian FB"/>
@@ -2661,7 +2416,6 @@
         <w:t xml:space="preserve"> / </w:t>
       </w:r>
       <w:proofErr w:type="spellStart"/>
-      <w:proofErr w:type="gramStart"/>
       <w:r>
         <w:rPr>
           <w:rFonts w:ascii="Californian FB" w:hAnsi="Californian FB"/>
@@ -2671,7 +2425,6 @@
         <w:t>pyproject.toml</w:t>
       </w:r>
       <w:proofErr w:type="spellEnd"/>
-      <w:proofErr w:type="gramEnd"/>
       <w:r>
         <w:rPr>
           <w:rFonts w:ascii="Californian FB" w:hAnsi="Californian FB"/>
@@ -2696,16 +2449,7 @@
           <w:sz w:val="28"/>
           <w:szCs w:val="28"/>
         </w:rPr>
-        <w:t xml:space="preserve">, </w:t>
-      </w:r>
-      <w:proofErr w:type="gramStart"/>
-      <w:r>
-        <w:rPr>
-          <w:rFonts w:ascii="Californian FB" w:hAnsi="Californian FB"/>
-          <w:sz w:val="28"/>
-          <w:szCs w:val="28"/>
-        </w:rPr>
-        <w:t>and .</w:t>
+        <w:t>, and .</w:t>
       </w:r>
       <w:proofErr w:type="spellStart"/>
       <w:r>
@@ -2717,7 +2461,6 @@
         <w:t>npmrc</w:t>
       </w:r>
       <w:proofErr w:type="spellEnd"/>
-      <w:proofErr w:type="gramEnd"/>
       <w:r>
         <w:rPr>
           <w:rFonts w:ascii="Californian FB" w:hAnsi="Californian FB"/>
@@ -2775,32 +2518,13 @@
         <w:t xml:space="preserve">The dashboard's file-serving code uses </w:t>
       </w:r>
       <w:proofErr w:type="spellStart"/>
-      <w:proofErr w:type="gramStart"/>
-      <w:r>
-        <w:rPr>
-          <w:rFonts w:ascii="Californian FB" w:hAnsi="Californian FB"/>
-          <w:sz w:val="28"/>
-          <w:szCs w:val="28"/>
-        </w:rPr>
-        <w:t>os.path</w:t>
-      </w:r>
-      <w:proofErr w:type="gramEnd"/>
-      <w:r>
-        <w:rPr>
-          <w:rFonts w:ascii="Californian FB" w:hAnsi="Californian FB"/>
-          <w:sz w:val="28"/>
-          <w:szCs w:val="28"/>
-        </w:rPr>
-        <w:t>.</w:t>
-      </w:r>
-      <w:proofErr w:type="gramStart"/>
-      <w:r>
-        <w:rPr>
-          <w:rFonts w:ascii="Californian FB" w:hAnsi="Californian FB"/>
-          <w:sz w:val="28"/>
-          <w:szCs w:val="28"/>
-        </w:rPr>
-        <w:t>realpath</w:t>
+      <w:r>
+        <w:rPr>
+          <w:rFonts w:ascii="Californian FB" w:hAnsi="Californian FB"/>
+          <w:sz w:val="28"/>
+          <w:szCs w:val="28"/>
+        </w:rPr>
+        <w:t>os.path.realpath</w:t>
       </w:r>
       <w:proofErr w:type="spellEnd"/>
       <w:r>
@@ -2809,16 +2533,7 @@
           <w:sz w:val="28"/>
           <w:szCs w:val="28"/>
         </w:rPr>
-        <w:t>(</w:t>
-      </w:r>
-      <w:proofErr w:type="gramEnd"/>
-      <w:r>
-        <w:rPr>
-          <w:rFonts w:ascii="Californian FB" w:hAnsi="Californian FB"/>
-          <w:sz w:val="28"/>
-          <w:szCs w:val="28"/>
-        </w:rPr>
-        <w:t>) to validate all file paths before serving them, which prevents path traversal attacks</w:t>
+        <w:t>() to validate all file paths before serving them, which prevents path traversal attacks</w:t>
       </w:r>
       <w:r>
         <w:rPr>
@@ -2861,17 +2576,7 @@
           <w:szCs w:val="28"/>
           <w:u w:val="single"/>
         </w:rPr>
-        <w:t>Performance</w:t>
-      </w:r>
-      <w:r>
-        <w:rPr>
-          <w:rFonts w:ascii="Californian FB" w:hAnsi="Californian FB"/>
-          <w:color w:val="0070C0"/>
-          <w:sz w:val="28"/>
-          <w:szCs w:val="28"/>
-          <w:u w:val="single"/>
-        </w:rPr>
-        <w:t>-&gt;</w:t>
+        <w:t>Performance-&gt;</w:t>
       </w:r>
       <w:r>
         <w:rPr>
@@ -2941,17 +2646,7 @@
           <w:szCs w:val="28"/>
           <w:u w:val="single"/>
         </w:rPr>
-        <w:t>Testing</w:t>
-      </w:r>
-      <w:r>
-        <w:rPr>
-          <w:rFonts w:ascii="Californian FB" w:hAnsi="Californian FB"/>
-          <w:color w:val="0070C0"/>
-          <w:sz w:val="28"/>
-          <w:szCs w:val="28"/>
-          <w:u w:val="single"/>
-        </w:rPr>
-        <w:t>-&gt;</w:t>
+        <w:t>Testing-&gt;</w:t>
       </w:r>
       <w:r>
         <w:rPr>
@@ -3172,17 +2867,7 @@
           <w:szCs w:val="36"/>
         </w:rPr>
         <w:lastRenderedPageBreak/>
-        <w:t>Challenges &amp; Strategic Roadmap</w:t>
-      </w:r>
-      <w:r>
-        <w:rPr>
-          <w:rFonts w:ascii="Californian FB" w:hAnsi="Californian FB"/>
-          <w:b/>
-          <w:bCs/>
-          <w:sz w:val="36"/>
-          <w:szCs w:val="36"/>
-        </w:rPr>
-        <w:t>:</w:t>
+        <w:t>Challenges &amp; Strategic Roadmap:</w:t>
       </w:r>
     </w:p>
     <w:p>
@@ -3207,17 +2892,7 @@
           <w:szCs w:val="28"/>
           <w:u w:val="single"/>
         </w:rPr>
-        <w:t>The Cross-Ecosystem Scoring Problem</w:t>
-      </w:r>
-      <w:r>
-        <w:rPr>
-          <w:rFonts w:ascii="Californian FB" w:hAnsi="Californian FB"/>
-          <w:color w:val="0070C0"/>
-          <w:sz w:val="28"/>
-          <w:szCs w:val="28"/>
-          <w:u w:val="single"/>
-        </w:rPr>
-        <w:t>-&gt;</w:t>
+        <w:t>The Cross-Ecosystem Scoring Problem-&gt;</w:t>
       </w:r>
       <w:r>
         <w:rPr>
@@ -3298,7 +2973,6 @@
         <w:t xml:space="preserve"> are the same thing), and </w:t>
       </w:r>
       <w:proofErr w:type="spellStart"/>
-      <w:proofErr w:type="gramStart"/>
       <w:r>
         <w:rPr>
           <w:rFonts w:ascii="Californian FB" w:hAnsi="Californian FB"/>
@@ -3309,7 +2983,6 @@
         <w:t>groupId:artifactId</w:t>
       </w:r>
       <w:proofErr w:type="spellEnd"/>
-      <w:proofErr w:type="gramEnd"/>
       <w:r>
         <w:rPr>
           <w:rFonts w:ascii="Californian FB" w:hAnsi="Californian FB"/>
@@ -3347,27 +3020,7 @@
           <w:sz w:val="28"/>
           <w:szCs w:val="28"/>
         </w:rPr>
-        <w:t xml:space="preserve">I spent a fair amount of time thinking about whether to build three separate scoring systems or one unified one. I went with a hybrid approach: the risk signals themselves (does this package exist publicly? is the public version higher?) are ecosystem-agnostic, but the parsing and name-normalization logic is ecosystem-specific. The registry client exposes a single </w:t>
-      </w:r>
-      <w:proofErr w:type="gramStart"/>
-      <w:r>
-        <w:rPr>
-          <w:rFonts w:ascii="Californian FB" w:hAnsi="Californian FB"/>
-          <w:color w:val="0D0D0D" w:themeColor="text1" w:themeTint="F2"/>
-          <w:sz w:val="28"/>
-          <w:szCs w:val="28"/>
-        </w:rPr>
-        <w:t>lookup(</w:t>
-      </w:r>
-      <w:proofErr w:type="gramEnd"/>
-      <w:r>
-        <w:rPr>
-          <w:rFonts w:ascii="Californian FB" w:hAnsi="Californian FB"/>
-          <w:color w:val="0D0D0D" w:themeColor="text1" w:themeTint="F2"/>
-          <w:sz w:val="28"/>
-          <w:szCs w:val="28"/>
-        </w:rPr>
-        <w:t>) method that returns a consistent response shape regardless of which registry it hit, so the scorer doesn't need to know or care about ecosystem differences.</w:t>
+        <w:t>I spent a fair amount of time thinking about whether to build three separate scoring systems or one unified one. I went with a hybrid approach: the risk signals themselves (does this package exist publicly? is the public version higher?) are ecosystem-agnostic, but the parsing and name-normalization logic is ecosystem-specific. The registry client exposes a single lookup() method that returns a consistent response shape regardless of which registry it hit, so the scorer doesn't need to know or care about ecosystem differences.</w:t>
       </w:r>
     </w:p>
     <w:p>
@@ -3416,27 +3069,7 @@
           <w:szCs w:val="28"/>
           <w:u w:val="single"/>
         </w:rPr>
-        <w:t xml:space="preserve"> </w:t>
-      </w:r>
-      <w:r>
-        <w:rPr>
-          <w:rFonts w:ascii="Californian FB" w:hAnsi="Californian FB"/>
-          <w:color w:val="0070C0"/>
-          <w:sz w:val="28"/>
-          <w:szCs w:val="28"/>
-          <w:u w:val="single"/>
-        </w:rPr>
-        <w:t>(Phase2)</w:t>
-      </w:r>
-      <w:r>
-        <w:rPr>
-          <w:rFonts w:ascii="Californian FB" w:hAnsi="Californian FB"/>
-          <w:color w:val="0070C0"/>
-          <w:sz w:val="28"/>
-          <w:szCs w:val="28"/>
-          <w:u w:val="single"/>
-        </w:rPr>
-        <w:t>-&gt;</w:t>
+        <w:t xml:space="preserve"> (Phase2)-&gt;</w:t>
       </w:r>
       <w:r>
         <w:rPr>
@@ -3647,17 +3280,7 @@
           <w:szCs w:val="28"/>
           <w:u w:val="single"/>
         </w:rPr>
-        <w:t>Policy-as-code</w:t>
-      </w:r>
-      <w:r>
-        <w:rPr>
-          <w:rFonts w:ascii="Californian FB" w:hAnsi="Californian FB"/>
-          <w:color w:val="0070C0"/>
-          <w:sz w:val="28"/>
-          <w:szCs w:val="28"/>
-          <w:u w:val="single"/>
-        </w:rPr>
-        <w:t>-&gt;</w:t>
+        <w:t>Policy-as-code-&gt;</w:t>
       </w:r>
       <w:r>
         <w:rPr>
@@ -6673,6 +6296,7 @@
   <w:style w:type="character" w:default="1" w:styleId="DefaultParagraphFont">
     <w:name w:val="Default Paragraph Font"/>
     <w:uiPriority w:val="1"/>
+    <w:semiHidden/>
     <w:unhideWhenUsed/>
   </w:style>
   <w:style w:type="table" w:default="1" w:styleId="TableNormal">
